--- a/public/templates/estoque-lista.docx
+++ b/public/templates/estoque-lista.docx
@@ -37,6 +37,19 @@
           </w14:shadow>
         </w:rPr>
         <w:t>BLACKOUT MOTOS</w:t>
+      </w:r>
+    </w:p>
+    <w:p>
+      <w:pPr>
+        <w:spacing w:after="0" w:line="240" w:lineRule="auto"/>
+      </w:pPr>
+      <w:r>
+        <w:rPr>
+          <w:rFonts w:ascii="Calibri" w:hAnsi="Calibri"/>
+          <w:sz w:val="20"/>
+          <w:szCs w:val="20"/>
+        </w:rPr>
+        <w:t>{subtitulo}</w:t>
       </w:r>
     </w:p>
     <w:tbl>

--- a/public/templates/estoque-lista.docx
+++ b/public/templates/estoque-lista.docx
@@ -298,6 +298,7 @@
             </w:pPr>
             <w:r>
               <w:rPr>
+                <w:color w:val="000000"/>
                 <w:rFonts w:asciiTheme="majorHAnsi" w:hAnsiTheme="majorHAnsi" w:cstheme="majorHAnsi"/>
                 <w:sz w:val="28"/>
                 <w:szCs w:val="28"/>
@@ -334,6 +335,7 @@
             </w:pPr>
             <w:r>
               <w:rPr>
+                <w:color w:val="000000"/>
                 <w:rFonts w:asciiTheme="majorHAnsi" w:hAnsiTheme="majorHAnsi" w:cstheme="majorHAnsi"/>
                 <w:sz w:val="28"/>
                 <w:szCs w:val="28"/>
@@ -370,6 +372,7 @@
             </w:pPr>
             <w:r>
               <w:rPr>
+                <w:color w:val="000000"/>
                 <w:rFonts w:asciiTheme="majorHAnsi" w:hAnsiTheme="majorHAnsi" w:cstheme="majorHAnsi"/>
                 <w:sz w:val="28"/>
                 <w:szCs w:val="28"/>
@@ -406,6 +409,7 @@
             </w:pPr>
             <w:r>
               <w:rPr>
+                <w:color w:val="FF0000"/>
                 <w:rFonts w:asciiTheme="majorHAnsi" w:hAnsiTheme="majorHAnsi" w:cstheme="majorHAnsi"/>
                 <w:sz w:val="28"/>
                 <w:szCs w:val="28"/>

--- a/public/templates/estoque-lista.docx
+++ b/public/templates/estoque-lista.docx
@@ -45,6 +45,7 @@
       </w:pPr>
       <w:r>
         <w:rPr>
+          <w:color w:val="52525B"/>
           <w:rFonts w:ascii="Calibri" w:hAnsi="Calibri"/>
           <w:sz w:val="20"/>
           <w:szCs w:val="20"/>
